--- a/applications/export/compact_reference.docx
+++ b/applications/export/compact_reference.docx
@@ -693,13 +693,13 @@
     <w:pPr>
       <w:keepNext/>
       <w:keepLines/>
-      <w:spacing w:before="80" w:after="40"/>
+      <w:spacing w:before="100" w:after="40"/>
       <w:outlineLvl w:val="1"/>
     </w:pPr>
     <w:rPr>
       <w:rFonts w:asciiTheme="majorHAnsi" w:eastAsiaTheme="majorEastAsia" w:hAnsiTheme="majorHAnsi" w:cstheme="majorBidi"/>
       <w:color w:val="0F4761" w:themeColor="accent1" w:themeShade="BF"/>
-      <w:sz w:val="32"/>
+      <w:sz w:val="24"/>
       <w:szCs w:val="32"/>
     </w:rPr>
   </w:style>
@@ -716,13 +716,13 @@
     <w:pPr>
       <w:keepNext/>
       <w:keepLines/>
-      <w:spacing w:before="80" w:after="40"/>
+      <w:spacing w:before="60" w:after="20"/>
       <w:outlineLvl w:val="2"/>
     </w:pPr>
     <w:rPr>
       <w:rFonts w:eastAsiaTheme="majorEastAsia" w:cstheme="majorBidi"/>
       <w:color w:val="0F4761" w:themeColor="accent1" w:themeShade="BF"/>
-      <w:sz w:val="28"/>
+      <w:sz w:val="22"/>
       <w:szCs w:val="28"/>
     </w:rPr>
   </w:style>
